--- a/a7/packages/A7 Unit 3 - Exponents and Scientific Notation/Answer Keys/A7 3  Unit Review Key.docx
+++ b/a7/packages/A7 Unit 3 - Exponents and Scientific Notation/Answer Keys/A7 3  Unit Review Key.docx
@@ -4006,6 +4006,124 @@
                 <w:rFonts w:ascii="FreeSerif" w:hAnsi="FreeSerif" w:eastAsia="FreeSerif"/>
                 <w:b w:val="0"/>
                 <w:i w:val="0"/>
+                <w:color w:val="1A1A1A"/>
+                <w:sz w:val="22"/>
+              </w:rPr>
+              <w:t xml:space="preserve">☐   </w:t>
+            </w:r>
+            <w:r>
+              <w:rPr>
+                <w:b w:val="0"/>
+                <w:i w:val="0"/>
+                <w:color w:val="1A1A1A"/>
+                <w:sz w:val="22"/>
+              </w:rPr>
+              <w:t xml:space="preserve">A.  </w:t>
+            </w:r>
+            <w:r>
+              <w:drawing>
+                <wp:inline xmlns:a="http://schemas.openxmlformats.org/drawingml/2006/main" xmlns:pic="http://schemas.openxmlformats.org/drawingml/2006/picture">
+                  <wp:extent cx="182880" cy="118872"/>
+                  <wp:docPr id="45" name="Picture 45"/>
+                  <wp:cNvGraphicFramePr>
+                    <a:graphicFrameLocks noChangeAspect="1"/>
+                  </wp:cNvGraphicFramePr>
+                  <a:graphic>
+                    <a:graphicData uri="http://schemas.openxmlformats.org/drawingml/2006/picture">
+                      <pic:pic>
+                        <pic:nvPicPr>
+                          <pic:cNvPr id="0" name="3de0dc9a93f508f2.png"/>
+                          <pic:cNvPicPr/>
+                        </pic:nvPicPr>
+                        <pic:blipFill>
+                          <a:blip r:embed="rId51"/>
+                          <a:stretch>
+                            <a:fillRect/>
+                          </a:stretch>
+                        </pic:blipFill>
+                        <pic:spPr>
+                          <a:xfrm>
+                            <a:off x="0" y="0"/>
+                            <a:ext cx="182880" cy="118872"/>
+                          </a:xfrm>
+                          <a:prstGeom prst="rect"/>
+                        </pic:spPr>
+                      </pic:pic>
+                    </a:graphicData>
+                  </a:graphic>
+                </wp:inline>
+              </w:drawing>
+            </w:r>
+          </w:p>
+          <w:p>
+            <w:pPr>
+              <w:spacing w:before="40" w:after="40"/>
+              <w:ind w:left="1300" w:hanging="380"/>
+            </w:pPr>
+            <w:r>
+              <w:rPr>
+                <w:rFonts w:ascii="FreeSerif" w:hAnsi="FreeSerif" w:eastAsia="FreeSerif"/>
+                <w:b w:val="0"/>
+                <w:i w:val="0"/>
+                <w:color w:val="1A1A1A"/>
+                <w:sz w:val="22"/>
+              </w:rPr>
+              <w:t xml:space="preserve">☐   </w:t>
+            </w:r>
+            <w:r>
+              <w:rPr>
+                <w:b w:val="0"/>
+                <w:i w:val="0"/>
+                <w:color w:val="1A1A1A"/>
+                <w:sz w:val="22"/>
+              </w:rPr>
+              <w:t xml:space="preserve">B.  </w:t>
+            </w:r>
+            <w:r>
+              <w:drawing>
+                <wp:inline xmlns:a="http://schemas.openxmlformats.org/drawingml/2006/main" xmlns:pic="http://schemas.openxmlformats.org/drawingml/2006/picture">
+                  <wp:extent cx="179832" cy="118872"/>
+                  <wp:docPr id="46" name="Picture 46"/>
+                  <wp:cNvGraphicFramePr>
+                    <a:graphicFrameLocks noChangeAspect="1"/>
+                  </wp:cNvGraphicFramePr>
+                  <a:graphic>
+                    <a:graphicData uri="http://schemas.openxmlformats.org/drawingml/2006/picture">
+                      <pic:pic>
+                        <pic:nvPicPr>
+                          <pic:cNvPr id="0" name="e350934bdbb06339.png"/>
+                          <pic:cNvPicPr/>
+                        </pic:nvPicPr>
+                        <pic:blipFill>
+                          <a:blip r:embed="rId52"/>
+                          <a:stretch>
+                            <a:fillRect/>
+                          </a:stretch>
+                        </pic:blipFill>
+                        <pic:spPr>
+                          <a:xfrm>
+                            <a:off x="0" y="0"/>
+                            <a:ext cx="179832" cy="118872"/>
+                          </a:xfrm>
+                          <a:prstGeom prst="rect"/>
+                        </pic:spPr>
+                      </pic:pic>
+                    </a:graphicData>
+                  </a:graphic>
+                </wp:inline>
+              </w:drawing>
+            </w:r>
+          </w:p>
+          <w:p>
+            <w:pPr>
+              <w:spacing w:before="40" w:after="40"/>
+              <w:ind w:left="1300" w:hanging="380"/>
+            </w:pPr>
+            <w:r>
+              <w:rPr>
+                <w:rFonts w:ascii="FreeSerif" w:hAnsi="FreeSerif" w:eastAsia="FreeSerif"/>
+                <w:b w:val="0"/>
+                <w:i w:val="0"/>
                 <w:color w:val="9E1B32"/>
                 <w:sz w:val="22"/>
               </w:rPr>
@@ -4018,13 +4136,131 @@
                 <w:color w:val="9E1B32"/>
                 <w:sz w:val="22"/>
               </w:rPr>
-              <w:t xml:space="preserve">A.  </w:t>
+              <w:t xml:space="preserve">C.  </w:t>
+            </w:r>
+            <w:r>
+              <w:drawing>
+                <wp:inline xmlns:a="http://schemas.openxmlformats.org/drawingml/2006/main" xmlns:pic="http://schemas.openxmlformats.org/drawingml/2006/picture">
+                  <wp:extent cx="457200" cy="143256"/>
+                  <wp:docPr id="47" name="Picture 47"/>
+                  <wp:cNvGraphicFramePr>
+                    <a:graphicFrameLocks noChangeAspect="1"/>
+                  </wp:cNvGraphicFramePr>
+                  <a:graphic>
+                    <a:graphicData uri="http://schemas.openxmlformats.org/drawingml/2006/picture">
+                      <pic:pic>
+                        <pic:nvPicPr>
+                          <pic:cNvPr id="0" name="cd35d3a040a8dbc9.png"/>
+                          <pic:cNvPicPr/>
+                        </pic:nvPicPr>
+                        <pic:blipFill>
+                          <a:blip r:embed="rId53"/>
+                          <a:stretch>
+                            <a:fillRect/>
+                          </a:stretch>
+                        </pic:blipFill>
+                        <pic:spPr>
+                          <a:xfrm>
+                            <a:off x="0" y="0"/>
+                            <a:ext cx="457200" cy="143256"/>
+                          </a:xfrm>
+                          <a:prstGeom prst="rect"/>
+                        </pic:spPr>
+                      </pic:pic>
+                    </a:graphicData>
+                  </a:graphic>
+                </wp:inline>
+              </w:drawing>
+            </w:r>
+          </w:p>
+          <w:p>
+            <w:pPr>
+              <w:spacing w:before="40" w:after="40"/>
+              <w:ind w:left="1300" w:hanging="380"/>
+            </w:pPr>
+            <w:r>
+              <w:rPr>
+                <w:rFonts w:ascii="FreeSerif" w:hAnsi="FreeSerif" w:eastAsia="FreeSerif"/>
+                <w:b w:val="0"/>
+                <w:i w:val="0"/>
+                <w:color w:val="9E1B32"/>
+                <w:sz w:val="22"/>
+              </w:rPr>
+              <w:t xml:space="preserve">☒   </w:t>
+            </w:r>
+            <w:r>
+              <w:rPr>
+                <w:b/>
+                <w:i w:val="0"/>
+                <w:color w:val="9E1B32"/>
+                <w:sz w:val="22"/>
+              </w:rPr>
+              <w:t xml:space="preserve">D.  </w:t>
+            </w:r>
+            <w:r>
+              <w:drawing>
+                <wp:inline xmlns:a="http://schemas.openxmlformats.org/drawingml/2006/main" xmlns:pic="http://schemas.openxmlformats.org/drawingml/2006/picture">
+                  <wp:extent cx="109728" cy="252984"/>
+                  <wp:docPr id="48" name="Picture 48"/>
+                  <wp:cNvGraphicFramePr>
+                    <a:graphicFrameLocks noChangeAspect="1"/>
+                  </wp:cNvGraphicFramePr>
+                  <a:graphic>
+                    <a:graphicData uri="http://schemas.openxmlformats.org/drawingml/2006/picture">
+                      <pic:pic>
+                        <pic:nvPicPr>
+                          <pic:cNvPr id="0" name="7aa103985252620d.png"/>
+                          <pic:cNvPicPr/>
+                        </pic:nvPicPr>
+                        <pic:blipFill>
+                          <a:blip r:embed="rId54"/>
+                          <a:stretch>
+                            <a:fillRect/>
+                          </a:stretch>
+                        </pic:blipFill>
+                        <pic:spPr>
+                          <a:xfrm>
+                            <a:off x="0" y="0"/>
+                            <a:ext cx="109728" cy="252984"/>
+                          </a:xfrm>
+                          <a:prstGeom prst="rect"/>
+                        </pic:spPr>
+                      </pic:pic>
+                    </a:graphicData>
+                  </a:graphic>
+                </wp:inline>
+              </w:drawing>
+            </w:r>
+          </w:p>
+          <w:p>
+            <w:pPr>
+              <w:spacing w:before="40" w:after="40"/>
+              <w:ind w:left="1300" w:hanging="380"/>
+            </w:pPr>
+            <w:r>
+              <w:rPr>
+                <w:rFonts w:ascii="FreeSerif" w:hAnsi="FreeSerif" w:eastAsia="FreeSerif"/>
+                <w:b w:val="0"/>
+                <w:i w:val="0"/>
+                <w:color w:val="9E1B32"/>
+                <w:sz w:val="22"/>
+              </w:rPr>
+              <w:t xml:space="preserve">☒   </w:t>
+            </w:r>
+            <w:r>
+              <w:rPr>
+                <w:b/>
+                <w:i w:val="0"/>
+                <w:color w:val="9E1B32"/>
+                <w:sz w:val="22"/>
+              </w:rPr>
+              <w:t xml:space="preserve">E.  </w:t>
             </w:r>
             <w:r>
               <w:drawing>
                 <wp:inline xmlns:a="http://schemas.openxmlformats.org/drawingml/2006/main" xmlns:pic="http://schemas.openxmlformats.org/drawingml/2006/picture">
                   <wp:extent cx="60960" cy="216408"/>
-                  <wp:docPr id="45" name="Picture 45"/>
+                  <wp:docPr id="49" name="Picture 49"/>
                   <wp:cNvGraphicFramePr>
                     <a:graphicFrameLocks noChangeAspect="1"/>
                   </wp:cNvGraphicFramePr>
@@ -4036,7 +4272,7 @@
                           <pic:cNvPicPr/>
                         </pic:nvPicPr>
                         <pic:blipFill>
-                          <a:blip r:embed="rId51"/>
+                          <a:blip r:embed="rId55"/>
                           <a:stretch>
                             <a:fillRect/>
                           </a:stretch>
@@ -4077,131 +4313,13 @@
                 <w:color w:val="9E1B32"/>
                 <w:sz w:val="22"/>
               </w:rPr>
-              <w:t xml:space="preserve">B.  </w:t>
-            </w:r>
-            <w:r>
-              <w:drawing>
-                <wp:inline xmlns:a="http://schemas.openxmlformats.org/drawingml/2006/main" xmlns:pic="http://schemas.openxmlformats.org/drawingml/2006/picture">
-                  <wp:extent cx="109728" cy="252984"/>
-                  <wp:docPr id="46" name="Picture 46"/>
-                  <wp:cNvGraphicFramePr>
-                    <a:graphicFrameLocks noChangeAspect="1"/>
-                  </wp:cNvGraphicFramePr>
-                  <a:graphic>
-                    <a:graphicData uri="http://schemas.openxmlformats.org/drawingml/2006/picture">
-                      <pic:pic>
-                        <pic:nvPicPr>
-                          <pic:cNvPr id="0" name="7aa103985252620d.png"/>
-                          <pic:cNvPicPr/>
-                        </pic:nvPicPr>
-                        <pic:blipFill>
-                          <a:blip r:embed="rId52"/>
-                          <a:stretch>
-                            <a:fillRect/>
-                          </a:stretch>
-                        </pic:blipFill>
-                        <pic:spPr>
-                          <a:xfrm>
-                            <a:off x="0" y="0"/>
-                            <a:ext cx="109728" cy="252984"/>
-                          </a:xfrm>
-                          <a:prstGeom prst="rect"/>
-                        </pic:spPr>
-                      </pic:pic>
-                    </a:graphicData>
-                  </a:graphic>
-                </wp:inline>
-              </w:drawing>
-            </w:r>
-          </w:p>
-          <w:p>
-            <w:pPr>
-              <w:spacing w:before="40" w:after="40"/>
-              <w:ind w:left="1300" w:hanging="380"/>
-            </w:pPr>
-            <w:r>
-              <w:rPr>
-                <w:rFonts w:ascii="FreeSerif" w:hAnsi="FreeSerif" w:eastAsia="FreeSerif"/>
-                <w:b w:val="0"/>
-                <w:i w:val="0"/>
-                <w:color w:val="1A1A1A"/>
-                <w:sz w:val="22"/>
-              </w:rPr>
-              <w:t xml:space="preserve">☐   </w:t>
-            </w:r>
-            <w:r>
-              <w:rPr>
-                <w:b w:val="0"/>
-                <w:i w:val="0"/>
-                <w:color w:val="1A1A1A"/>
-                <w:sz w:val="22"/>
-              </w:rPr>
-              <w:t xml:space="preserve">C.  </w:t>
-            </w:r>
-            <w:r>
-              <w:drawing>
-                <wp:inline xmlns:a="http://schemas.openxmlformats.org/drawingml/2006/main" xmlns:pic="http://schemas.openxmlformats.org/drawingml/2006/picture">
-                  <wp:extent cx="179832" cy="118872"/>
-                  <wp:docPr id="47" name="Picture 47"/>
-                  <wp:cNvGraphicFramePr>
-                    <a:graphicFrameLocks noChangeAspect="1"/>
-                  </wp:cNvGraphicFramePr>
-                  <a:graphic>
-                    <a:graphicData uri="http://schemas.openxmlformats.org/drawingml/2006/picture">
-                      <pic:pic>
-                        <pic:nvPicPr>
-                          <pic:cNvPr id="0" name="e350934bdbb06339.png"/>
-                          <pic:cNvPicPr/>
-                        </pic:nvPicPr>
-                        <pic:blipFill>
-                          <a:blip r:embed="rId53"/>
-                          <a:stretch>
-                            <a:fillRect/>
-                          </a:stretch>
-                        </pic:blipFill>
-                        <pic:spPr>
-                          <a:xfrm>
-                            <a:off x="0" y="0"/>
-                            <a:ext cx="179832" cy="118872"/>
-                          </a:xfrm>
-                          <a:prstGeom prst="rect"/>
-                        </pic:spPr>
-                      </pic:pic>
-                    </a:graphicData>
-                  </a:graphic>
-                </wp:inline>
-              </w:drawing>
-            </w:r>
-          </w:p>
-          <w:p>
-            <w:pPr>
-              <w:spacing w:before="40" w:after="40"/>
-              <w:ind w:left="1300" w:hanging="380"/>
-            </w:pPr>
-            <w:r>
-              <w:rPr>
-                <w:rFonts w:ascii="FreeSerif" w:hAnsi="FreeSerif" w:eastAsia="FreeSerif"/>
-                <w:b w:val="0"/>
-                <w:i w:val="0"/>
-                <w:color w:val="9E1B32"/>
-                <w:sz w:val="22"/>
-              </w:rPr>
-              <w:t xml:space="preserve">☒   </w:t>
-            </w:r>
-            <w:r>
-              <w:rPr>
-                <w:b/>
-                <w:i w:val="0"/>
-                <w:color w:val="9E1B32"/>
-                <w:sz w:val="22"/>
-              </w:rPr>
-              <w:t xml:space="preserve">D.  </w:t>
+              <w:t xml:space="preserve">F.  </w:t>
             </w:r>
             <w:r>
               <w:drawing>
                 <wp:inline xmlns:a="http://schemas.openxmlformats.org/drawingml/2006/main" xmlns:pic="http://schemas.openxmlformats.org/drawingml/2006/picture">
                   <wp:extent cx="274320" cy="216408"/>
-                  <wp:docPr id="48" name="Picture 48"/>
+                  <wp:docPr id="50" name="Picture 50"/>
                   <wp:cNvGraphicFramePr>
                     <a:graphicFrameLocks noChangeAspect="1"/>
                   </wp:cNvGraphicFramePr>
@@ -4213,7 +4331,7 @@
                           <pic:cNvPicPr/>
                         </pic:nvPicPr>
                         <pic:blipFill>
-                          <a:blip r:embed="rId54"/>
+                          <a:blip r:embed="rId56"/>
                           <a:stretch>
                             <a:fillRect/>
                           </a:stretch>
@@ -4222,124 +4340,6 @@
                           <a:xfrm>
                             <a:off x="0" y="0"/>
                             <a:ext cx="274320" cy="216408"/>
-                          </a:xfrm>
-                          <a:prstGeom prst="rect"/>
-                        </pic:spPr>
-                      </pic:pic>
-                    </a:graphicData>
-                  </a:graphic>
-                </wp:inline>
-              </w:drawing>
-            </w:r>
-          </w:p>
-          <w:p>
-            <w:pPr>
-              <w:spacing w:before="40" w:after="40"/>
-              <w:ind w:left="1300" w:hanging="380"/>
-            </w:pPr>
-            <w:r>
-              <w:rPr>
-                <w:rFonts w:ascii="FreeSerif" w:hAnsi="FreeSerif" w:eastAsia="FreeSerif"/>
-                <w:b w:val="0"/>
-                <w:i w:val="0"/>
-                <w:color w:val="9E1B32"/>
-                <w:sz w:val="22"/>
-              </w:rPr>
-              <w:t xml:space="preserve">☒   </w:t>
-            </w:r>
-            <w:r>
-              <w:rPr>
-                <w:b/>
-                <w:i w:val="0"/>
-                <w:color w:val="9E1B32"/>
-                <w:sz w:val="22"/>
-              </w:rPr>
-              <w:t xml:space="preserve">E.  </w:t>
-            </w:r>
-            <w:r>
-              <w:drawing>
-                <wp:inline xmlns:a="http://schemas.openxmlformats.org/drawingml/2006/main" xmlns:pic="http://schemas.openxmlformats.org/drawingml/2006/picture">
-                  <wp:extent cx="457200" cy="143256"/>
-                  <wp:docPr id="49" name="Picture 49"/>
-                  <wp:cNvGraphicFramePr>
-                    <a:graphicFrameLocks noChangeAspect="1"/>
-                  </wp:cNvGraphicFramePr>
-                  <a:graphic>
-                    <a:graphicData uri="http://schemas.openxmlformats.org/drawingml/2006/picture">
-                      <pic:pic>
-                        <pic:nvPicPr>
-                          <pic:cNvPr id="0" name="cd35d3a040a8dbc9.png"/>
-                          <pic:cNvPicPr/>
-                        </pic:nvPicPr>
-                        <pic:blipFill>
-                          <a:blip r:embed="rId55"/>
-                          <a:stretch>
-                            <a:fillRect/>
-                          </a:stretch>
-                        </pic:blipFill>
-                        <pic:spPr>
-                          <a:xfrm>
-                            <a:off x="0" y="0"/>
-                            <a:ext cx="457200" cy="143256"/>
-                          </a:xfrm>
-                          <a:prstGeom prst="rect"/>
-                        </pic:spPr>
-                      </pic:pic>
-                    </a:graphicData>
-                  </a:graphic>
-                </wp:inline>
-              </w:drawing>
-            </w:r>
-          </w:p>
-          <w:p>
-            <w:pPr>
-              <w:spacing w:before="40" w:after="40"/>
-              <w:ind w:left="1300" w:hanging="380"/>
-            </w:pPr>
-            <w:r>
-              <w:rPr>
-                <w:rFonts w:ascii="FreeSerif" w:hAnsi="FreeSerif" w:eastAsia="FreeSerif"/>
-                <w:b w:val="0"/>
-                <w:i w:val="0"/>
-                <w:color w:val="1A1A1A"/>
-                <w:sz w:val="22"/>
-              </w:rPr>
-              <w:t xml:space="preserve">☐   </w:t>
-            </w:r>
-            <w:r>
-              <w:rPr>
-                <w:b w:val="0"/>
-                <w:i w:val="0"/>
-                <w:color w:val="1A1A1A"/>
-                <w:sz w:val="22"/>
-              </w:rPr>
-              <w:t xml:space="preserve">F.  </w:t>
-            </w:r>
-            <w:r>
-              <w:drawing>
-                <wp:inline xmlns:a="http://schemas.openxmlformats.org/drawingml/2006/main" xmlns:pic="http://schemas.openxmlformats.org/drawingml/2006/picture">
-                  <wp:extent cx="182880" cy="118872"/>
-                  <wp:docPr id="50" name="Picture 50"/>
-                  <wp:cNvGraphicFramePr>
-                    <a:graphicFrameLocks noChangeAspect="1"/>
-                  </wp:cNvGraphicFramePr>
-                  <a:graphic>
-                    <a:graphicData uri="http://schemas.openxmlformats.org/drawingml/2006/picture">
-                      <pic:pic>
-                        <pic:nvPicPr>
-                          <pic:cNvPr id="0" name="3de0dc9a93f508f2.png"/>
-                          <pic:cNvPicPr/>
-                        </pic:nvPicPr>
-                        <pic:blipFill>
-                          <a:blip r:embed="rId56"/>
-                          <a:stretch>
-                            <a:fillRect/>
-                          </a:stretch>
-                        </pic:blipFill>
-                        <pic:spPr>
-                          <a:xfrm>
-                            <a:off x="0" y="0"/>
-                            <a:ext cx="182880" cy="118872"/>
                           </a:xfrm>
                           <a:prstGeom prst="rect"/>
                         </pic:spPr>
@@ -4362,7 +4362,7 @@
                 <w:color w:val="9E1B32"/>
                 <w:sz w:val="22"/>
               </w:rPr>
-              <w:t>A, B, D and E</w:t>
+              <w:t>C, D, E and F</w:t>
             </w:r>
           </w:p>
         </w:tc>
@@ -5790,16 +5790,16 @@
                 <w:rFonts w:ascii="FreeSerif" w:hAnsi="FreeSerif" w:eastAsia="FreeSerif"/>
                 <w:b w:val="0"/>
                 <w:i w:val="0"/>
-                <w:color w:val="9E1B32"/>
+                <w:color w:val="1A1A1A"/>
                 <w:sz w:val="22"/>
               </w:rPr>
-              <w:t xml:space="preserve">●   </w:t>
+              <w:t xml:space="preserve">○   </w:t>
             </w:r>
             <w:r>
               <w:rPr>
-                <w:b/>
+                <w:b w:val="0"/>
                 <w:i w:val="0"/>
-                <w:color w:val="9E1B32"/>
+                <w:color w:val="1A1A1A"/>
                 <w:sz w:val="22"/>
               </w:rPr>
               <w:t xml:space="preserve">A.  </w:t>
@@ -5807,7 +5807,7 @@
             <w:r>
               <w:drawing>
                 <wp:inline xmlns:a="http://schemas.openxmlformats.org/drawingml/2006/main" xmlns:pic="http://schemas.openxmlformats.org/drawingml/2006/picture">
-                  <wp:extent cx="365760" cy="146304"/>
+                  <wp:extent cx="216408" cy="146304"/>
                   <wp:docPr id="68" name="Picture 68"/>
                   <wp:cNvGraphicFramePr>
                     <a:graphicFrameLocks noChangeAspect="1"/>
@@ -5816,7 +5816,7 @@
                     <a:graphicData uri="http://schemas.openxmlformats.org/drawingml/2006/picture">
                       <pic:pic>
                         <pic:nvPicPr>
-                          <pic:cNvPr id="0" name="abb2a76a9f6cb12d.png"/>
+                          <pic:cNvPr id="0" name="9203d99aaa94e296.png"/>
                           <pic:cNvPicPr/>
                         </pic:nvPicPr>
                         <pic:blipFill>
@@ -5828,7 +5828,7 @@
                         <pic:spPr>
                           <a:xfrm>
                             <a:off x="0" y="0"/>
-                            <a:ext cx="365760" cy="146304"/>
+                            <a:ext cx="216408" cy="146304"/>
                           </a:xfrm>
                           <a:prstGeom prst="rect"/>
                         </pic:spPr>
@@ -5849,16 +5849,16 @@
                 <w:rFonts w:ascii="FreeSerif" w:hAnsi="FreeSerif" w:eastAsia="FreeSerif"/>
                 <w:b w:val="0"/>
                 <w:i w:val="0"/>
-                <w:color w:val="1A1A1A"/>
+                <w:color w:val="9E1B32"/>
                 <w:sz w:val="22"/>
               </w:rPr>
-              <w:t xml:space="preserve">○   </w:t>
+              <w:t xml:space="preserve">●   </w:t>
             </w:r>
             <w:r>
               <w:rPr>
-                <w:b w:val="0"/>
+                <w:b/>
                 <w:i w:val="0"/>
-                <w:color w:val="1A1A1A"/>
+                <w:color w:val="9E1B32"/>
                 <w:sz w:val="22"/>
               </w:rPr>
               <w:t xml:space="preserve">B.  </w:t>
@@ -5866,7 +5866,7 @@
             <w:r>
               <w:drawing>
                 <wp:inline xmlns:a="http://schemas.openxmlformats.org/drawingml/2006/main" xmlns:pic="http://schemas.openxmlformats.org/drawingml/2006/picture">
-                  <wp:extent cx="283464" cy="146304"/>
+                  <wp:extent cx="365760" cy="146304"/>
                   <wp:docPr id="69" name="Picture 69"/>
                   <wp:cNvGraphicFramePr>
                     <a:graphicFrameLocks noChangeAspect="1"/>
@@ -5875,7 +5875,7 @@
                     <a:graphicData uri="http://schemas.openxmlformats.org/drawingml/2006/picture">
                       <pic:pic>
                         <pic:nvPicPr>
-                          <pic:cNvPr id="0" name="34b102609d8fdd0e.png"/>
+                          <pic:cNvPr id="0" name="abb2a76a9f6cb12d.png"/>
                           <pic:cNvPicPr/>
                         </pic:nvPicPr>
                         <pic:blipFill>
@@ -5887,7 +5887,7 @@
                         <pic:spPr>
                           <a:xfrm>
                             <a:off x="0" y="0"/>
-                            <a:ext cx="283464" cy="146304"/>
+                            <a:ext cx="365760" cy="146304"/>
                           </a:xfrm>
                           <a:prstGeom prst="rect"/>
                         </pic:spPr>
@@ -5984,7 +5984,7 @@
             <w:r>
               <w:drawing>
                 <wp:inline xmlns:a="http://schemas.openxmlformats.org/drawingml/2006/main" xmlns:pic="http://schemas.openxmlformats.org/drawingml/2006/picture">
-                  <wp:extent cx="216408" cy="146304"/>
+                  <wp:extent cx="283464" cy="146304"/>
                   <wp:docPr id="71" name="Picture 71"/>
                   <wp:cNvGraphicFramePr>
                     <a:graphicFrameLocks noChangeAspect="1"/>
@@ -5993,7 +5993,7 @@
                     <a:graphicData uri="http://schemas.openxmlformats.org/drawingml/2006/picture">
                       <pic:pic>
                         <pic:nvPicPr>
-                          <pic:cNvPr id="0" name="9203d99aaa94e296.png"/>
+                          <pic:cNvPr id="0" name="34b102609d8fdd0e.png"/>
                           <pic:cNvPicPr/>
                         </pic:nvPicPr>
                         <pic:blipFill>
@@ -6005,7 +6005,7 @@
                         <pic:spPr>
                           <a:xfrm>
                             <a:off x="0" y="0"/>
-                            <a:ext cx="216408" cy="146304"/>
+                            <a:ext cx="283464" cy="146304"/>
                           </a:xfrm>
                           <a:prstGeom prst="rect"/>
                         </pic:spPr>
@@ -6028,7 +6028,7 @@
                 <w:color w:val="9E1B32"/>
                 <w:sz w:val="22"/>
               </w:rPr>
-              <w:t>A</w:t>
+              <w:t>B</w:t>
             </w:r>
           </w:p>
         </w:tc>
